--- a/docs/00-documentation-index.docx
+++ b/docs/00-documentation-index.docx
@@ -1476,10 +1476,119 @@
         <w:rPr>
           <w:b/>
         </w:rPr>
-        <w:t>No deployed environment exists yet.</w:t>
+        <w:t>Production exists now</w:t>
       </w:r>
       <w:r>
-        <w:t xml:space="preserve"> Local development is the only environment. Every "not implemented" marker for staging/production/CI/monitoring/backups traces back to this one fact, not to independent oversights.</w:t>
+        <w:t xml:space="preserve"> — </w:t>
+      </w:r>
+      <w:r>
+        <w:rPr>
+          <w:rFonts w:ascii="Consolas" w:hAnsi="Consolas"/>
+          <w:sz w:val="20"/>
+        </w:rPr>
+        <w:t>api</w:t>
+      </w:r>
+      <w:r>
+        <w:t xml:space="preserve"> (Render), </w:t>
+      </w:r>
+      <w:r>
+        <w:rPr>
+          <w:rFonts w:ascii="Consolas" w:hAnsi="Consolas"/>
+          <w:sz w:val="20"/>
+        </w:rPr>
+        <w:t>storefront</w:t>
+      </w:r>
+      <w:r>
+        <w:t xml:space="preserve">, and </w:t>
+      </w:r>
+      <w:r>
+        <w:rPr>
+          <w:rFonts w:ascii="Consolas" w:hAnsi="Consolas"/>
+          <w:sz w:val="20"/>
+        </w:rPr>
+        <w:t>admin</w:t>
+      </w:r>
+      <w:r>
+        <w:t xml:space="preserve"> (both Netlify) are live and auto-deploy on push to </w:t>
+      </w:r>
+      <w:r>
+        <w:rPr>
+          <w:rFonts w:ascii="Consolas" w:hAnsi="Consolas"/>
+          <w:sz w:val="20"/>
+        </w:rPr>
+        <w:t>main</w:t>
+      </w:r>
+      <w:r>
+        <w:t xml:space="preserve">; see </w:t>
+      </w:r>
+      <w:hyperlink r:id="rId20">
+        <w:r>
+          <w:rPr>
+            <w:color w:val="0563C1"/>
+            <w:u w:val="single"/>
+          </w:rPr>
+          <w:t xml:space="preserve">`11`</w:t>
+        </w:r>
+      </w:hyperlink>
+      <w:r>
+        <w:t xml:space="preserve"> for URLs and config, </w:t>
+      </w:r>
+      <w:hyperlink r:id="rId11">
+        <w:r>
+          <w:rPr>
+            <w:color w:val="0563C1"/>
+            <w:u w:val="single"/>
+          </w:rPr>
+          <w:t xml:space="preserve">`02`</w:t>
+        </w:r>
+      </w:hyperlink>
+      <w:r>
+        <w:t xml:space="preserve"> for the topology. No </w:t>
+      </w:r>
+      <w:r>
+        <w:rPr>
+          <w:b/>
+        </w:rPr>
+        <w:t>staging</w:t>
+      </w:r>
+      <w:r>
+        <w:t xml:space="preserve"> environment exists yet, and no CI pipeline gates the auto-deploy — those two gaps, plus monitoring/backups, are what the remaining "not implemented" markers throughout this doc set actually refer to now, not the absence of production itself. Two real production issues are open: registration OTP delivery is non-functional (no SMTP/SMS provider configured — see </w:t>
+      </w:r>
+      <w:hyperlink r:id="rId16">
+        <w:r>
+          <w:rPr>
+            <w:color w:val="0563C1"/>
+            <w:u w:val="single"/>
+          </w:rPr>
+          <w:t xml:space="preserve">`07`</w:t>
+        </w:r>
+      </w:hyperlink>
+      <w:r>
+        <w:t xml:space="preserve"> and </w:t>
+      </w:r>
+      <w:hyperlink r:id="rId22">
+        <w:r>
+          <w:rPr>
+            <w:color w:val="0563C1"/>
+            <w:u w:val="single"/>
+          </w:rPr>
+          <w:t xml:space="preserve">`13`</w:t>
+        </w:r>
+      </w:hyperlink>
+      <w:r>
+        <w:t xml:space="preserve">), and the free-tier Postgres instance expires 90 days after creation unless upgraded (see </w:t>
+      </w:r>
+      <w:hyperlink r:id="rId20">
+        <w:r>
+          <w:rPr>
+            <w:color w:val="0563C1"/>
+            <w:u w:val="single"/>
+          </w:rPr>
+          <w:t xml:space="preserve">`11`</w:t>
+        </w:r>
+      </w:hyperlink>
+      <w:r>
+        <w:t>).</w:t>
       </w:r>
     </w:p>
     <w:p>

--- a/docs/00-documentation-index.docx
+++ b/docs/00-documentation-index.docx
@@ -1459,7 +1459,185 @@
           </w:p>
         </w:tc>
       </w:tr>
+      <w:tr>
+        <w:tc>
+          <w:tcPr>
+            <w:tcW w:type="dxa" w:w="2160"/>
+          </w:tcPr>
+          <w:p>
+            <w:r>
+              <w:t>21</w:t>
+            </w:r>
+          </w:p>
+        </w:tc>
+        <w:tc>
+          <w:tcPr>
+            <w:tcW w:type="dxa" w:w="2160"/>
+          </w:tcPr>
+          <w:p>
+            <w:hyperlink r:id="rId30">
+              <w:r>
+                <w:rPr>
+                  <w:color w:val="0563C1"/>
+                  <w:u w:val="single"/>
+                </w:rPr>
+                <w:t xml:space="preserve">Data Flow Diagram</w:t>
+              </w:r>
+            </w:hyperlink>
+          </w:p>
+        </w:tc>
+        <w:tc>
+          <w:tcPr>
+            <w:tcW w:type="dxa" w:w="2160"/>
+          </w:tcPr>
+          <w:p>
+            <w:r>
+              <w:t>— (not a template section; a supplementary technical artifact)</w:t>
+            </w:r>
+          </w:p>
+        </w:tc>
+        <w:tc>
+          <w:tcPr>
+            <w:tcW w:type="dxa" w:w="2160"/>
+          </w:tcPr>
+          <w:p>
+            <w:r>
+              <w:t>Level 0 context diagram + Level 1 diagrams for registration/OTP, login (incl. the suspend/delete gate), checkout, inventory, admin customer management, payroll — ASCII, not Mermaid (see the doc's own note on why)</w:t>
+            </w:r>
+          </w:p>
+        </w:tc>
+      </w:tr>
+      <w:tr>
+        <w:tc>
+          <w:tcPr>
+            <w:tcW w:type="dxa" w:w="2160"/>
+          </w:tcPr>
+          <w:p>
+            <w:r>
+              <w:t>22</w:t>
+            </w:r>
+          </w:p>
+        </w:tc>
+        <w:tc>
+          <w:tcPr>
+            <w:tcW w:type="dxa" w:w="2160"/>
+          </w:tcPr>
+          <w:p>
+            <w:hyperlink r:id="rId31">
+              <w:r>
+                <w:rPr>
+                  <w:color w:val="0563C1"/>
+                  <w:u w:val="single"/>
+                </w:rPr>
+                <w:t xml:space="preserve">Entity Relationship Diagram</w:t>
+              </w:r>
+            </w:hyperlink>
+          </w:p>
+        </w:tc>
+        <w:tc>
+          <w:tcPr>
+            <w:tcW w:type="dxa" w:w="2160"/>
+          </w:tcPr>
+          <w:p>
+            <w:r>
+              <w:t>— (not a template section; a supplementary technical artifact)</w:t>
+            </w:r>
+          </w:p>
+        </w:tc>
+        <w:tc>
+          <w:tcPr>
+            <w:tcW w:type="dxa" w:w="2160"/>
+          </w:tcPr>
+          <w:p>
+            <w:r>
+              <w:t xml:space="preserve">Every FK relationship as one table row, plus small per-domain ASCII ER diagrams — complements </w:t>
+            </w:r>
+            <w:hyperlink r:id="rId12">
+              <w:r>
+                <w:rPr>
+                  <w:color w:val="0563C1"/>
+                  <w:u w:val="single"/>
+                </w:rPr>
+                <w:t xml:space="preserve">`03`</w:t>
+              </w:r>
+            </w:hyperlink>
+            <w:r>
+              <w:t>'s narrative overview with the field/relationship detail it doesn't carry</w:t>
+            </w:r>
+          </w:p>
+        </w:tc>
+      </w:tr>
+      <w:tr>
+        <w:tc>
+          <w:tcPr>
+            <w:tcW w:type="dxa" w:w="2160"/>
+          </w:tcPr>
+          <w:p>
+            <w:r>
+              <w:t>23</w:t>
+            </w:r>
+          </w:p>
+        </w:tc>
+        <w:tc>
+          <w:tcPr>
+            <w:tcW w:type="dxa" w:w="2160"/>
+          </w:tcPr>
+          <w:p>
+            <w:hyperlink r:id="rId32">
+              <w:r>
+                <w:rPr>
+                  <w:color w:val="0563C1"/>
+                  <w:u w:val="single"/>
+                </w:rPr>
+                <w:t xml:space="preserve">Data Dictionary</w:t>
+              </w:r>
+            </w:hyperlink>
+          </w:p>
+        </w:tc>
+        <w:tc>
+          <w:tcPr>
+            <w:tcW w:type="dxa" w:w="2160"/>
+          </w:tcPr>
+          <w:p>
+            <w:r>
+              <w:t>— (not a template section; a supplementary technical artifact)</w:t>
+            </w:r>
+          </w:p>
+        </w:tc>
+        <w:tc>
+          <w:tcPr>
+            <w:tcW w:type="dxa" w:w="2160"/>
+          </w:tcPr>
+          <w:p>
+            <w:r>
+              <w:t xml:space="preserve">Full field-by-field reference for every model (~60) and enum (~35) in </w:t>
+            </w:r>
+            <w:r>
+              <w:rPr>
+                <w:rFonts w:ascii="Consolas" w:hAnsi="Consolas"/>
+                <w:sz w:val="20"/>
+              </w:rPr>
+              <w:t>schema.prisma</w:t>
+            </w:r>
+          </w:p>
+        </w:tc>
+      </w:tr>
     </w:tbl>
+    <w:p>
+      <w:r>
+        <w:t xml:space="preserve">All three (21–23) carry their own "generated against commit </w:t>
+      </w:r>
+      <w:r>
+        <w:rPr>
+          <w:rFonts w:ascii="Consolas" w:hAnsi="Consolas"/>
+          <w:sz w:val="20"/>
+        </w:rPr>
+        <w:t>X</w:t>
+      </w:r>
+      <w:r>
+        <w:t>" freshness note — they're point-in-time artifacts, not auto-synced to the live schema; re-generate by hand after a schema change rather than trusting them blindly during a stale-looking review.</w:t>
+      </w:r>
+    </w:p>
     <w:p>
       <w:pPr>
         <w:pStyle w:val="Heading2"/>
@@ -2345,10 +2523,40 @@
         <w:rPr>
           <w:b/>
         </w:rPr>
-        <w:t>Three near-term priorities</w:t>
+        <w:t>Admin-triggered customer suspend/reactivate/delete</w:t>
       </w:r>
       <w:r>
-        <w:t xml:space="preserve"> stand out across this whole set as worth doing before the rest: push the repo to a remote, add database backups, and wire forgot-password/login-alert/staff-temp-password delivery to the email+SMS services (registration OTP already uses real SMTP + Africa's Talking delivery — see </w:t>
+        <w:t xml:space="preserve"> (net-new scope, not in the original SRS, added per explicit user request) — </w:t>
+      </w:r>
+      <w:r>
+        <w:rPr>
+          <w:rFonts w:ascii="Consolas" w:hAnsi="Consolas"/>
+          <w:sz w:val="20"/>
+        </w:rPr>
+        <w:t>OWNER</w:t>
+      </w:r>
+      <w:r>
+        <w:t>/</w:t>
+      </w:r>
+      <w:r>
+        <w:rPr>
+          <w:rFonts w:ascii="Consolas" w:hAnsi="Consolas"/>
+          <w:sz w:val="20"/>
+        </w:rPr>
+        <w:t>STORE_MANAGER</w:t>
+      </w:r>
+      <w:r>
+        <w:t xml:space="preserve"> can now suspend a customer account (reversible, with a logged reason), reactivate it, or permanently delete it from the Customers (CRM) admin page. </w:t>
+      </w:r>
+      <w:r>
+        <w:rPr>
+          <w:rFonts w:ascii="Consolas" w:hAnsi="Consolas"/>
+          <w:sz w:val="20"/>
+        </w:rPr>
+        <w:t>AuthService.completeLogin()</w:t>
+      </w:r>
+      <w:r>
+        <w:t xml:space="preserve"> is the single enforcement point every login path (password, 2FA, Google, WebAuthn) already funnels through; suspending also revokes every active refresh token immediately rather than waiting out the current access token's TTL. See </w:t>
       </w:r>
       <w:hyperlink r:id="rId16">
         <w:r>
@@ -2360,9 +2568,115 @@
         </w:r>
       </w:hyperlink>
       <w:r>
-        <w:t xml:space="preserve"> — the remaining work is integrating those same services into the other three features, plus a production-grade transactional email API swap). See </w:t>
+        <w:t xml:space="preserve">, </w:t>
       </w:r>
       <w:hyperlink r:id="rId30">
+        <w:r>
+          <w:rPr>
+            <w:color w:val="0563C1"/>
+            <w:u w:val="single"/>
+          </w:rPr>
+          <w:t xml:space="preserve">`21`</w:t>
+        </w:r>
+      </w:hyperlink>
+      <w:r>
+        <w:t xml:space="preserve">'s Admin Customer Management diagram, and </w:t>
+      </w:r>
+      <w:hyperlink r:id="rId31">
+        <w:r>
+          <w:rPr>
+            <w:color w:val="0563C1"/>
+            <w:u w:val="single"/>
+          </w:rPr>
+          <w:t xml:space="preserve">`22`</w:t>
+        </w:r>
+      </w:hyperlink>
+      <w:r>
+        <w:t xml:space="preserve"> for </w:t>
+      </w:r>
+      <w:r>
+        <w:rPr>
+          <w:rFonts w:ascii="Consolas" w:hAnsi="Consolas"/>
+          <w:sz w:val="20"/>
+        </w:rPr>
+        <w:t>User.suspendedAt</w:t>
+      </w:r>
+      <w:r>
+        <w:t>/</w:t>
+      </w:r>
+      <w:r>
+        <w:rPr>
+          <w:rFonts w:ascii="Consolas" w:hAnsi="Consolas"/>
+          <w:sz w:val="20"/>
+        </w:rPr>
+        <w:t>deletedAt</w:t>
+      </w:r>
+      <w:r>
+        <w:t>'s exact semantics.</w:t>
+      </w:r>
+    </w:p>
+    <w:p>
+      <w:pPr>
+        <w:pStyle w:val="ListBullet"/>
+      </w:pPr>
+      <w:r>
+        <w:rPr>
+          <w:b/>
+        </w:rPr>
+        <w:t>Netlify "Account credit usage exceeded" platform bug</w:t>
+      </w:r>
+      <w:r>
+        <w:t xml:space="preserve"> — a live admin-site deploy was blocked by this error despite the account's own API showing </w:t>
+      </w:r>
+      <w:r>
+        <w:rPr>
+          <w:rFonts w:ascii="Consolas" w:hAnsi="Consolas"/>
+          <w:sz w:val="20"/>
+        </w:rPr>
+        <w:t>{included: 300, used: 0}</w:t>
+      </w:r>
+      <w:r>
+        <w:t xml:space="preserve"> (zero credits actually used, full monthly allotment available). A documented, actively-reported Netlify-side bug, not a ChrisPa issue — see </w:t>
+      </w:r>
+      <w:hyperlink r:id="rId22">
+        <w:r>
+          <w:rPr>
+            <w:color w:val="0563C1"/>
+            <w:u w:val="single"/>
+          </w:rPr>
+          <w:t xml:space="preserve">`13`</w:t>
+        </w:r>
+      </w:hyperlink>
+      <w:r>
+        <w:t>'s incident log for the forum references and current status.</w:t>
+      </w:r>
+    </w:p>
+    <w:p>
+      <w:pPr>
+        <w:pStyle w:val="ListBullet"/>
+      </w:pPr>
+      <w:r>
+        <w:rPr>
+          <w:b/>
+        </w:rPr>
+        <w:t>Three near-term priorities</w:t>
+      </w:r>
+      <w:r>
+        <w:t xml:space="preserve"> stand out across this whole set as worth doing before the rest: push the repo to a remote, add database backups, and wire forgot-password/login-alert/staff-temp-password delivery to the email+SMS services (registration OTP already uses real Brevo (HTTP API, not SMTP — see </w:t>
+      </w:r>
+      <w:hyperlink r:id="rId16">
+        <w:r>
+          <w:rPr>
+            <w:color w:val="0563C1"/>
+            <w:u w:val="single"/>
+          </w:rPr>
+          <w:t xml:space="preserve">`07`</w:t>
+        </w:r>
+      </w:hyperlink>
+      <w:r>
+        <w:t xml:space="preserve"> for why) + Africa's Talking delivery — the remaining work is integrating those same services into the other three features). See </w:t>
+      </w:r>
+      <w:hyperlink r:id="rId33">
         <w:r>
           <w:rPr>
             <w:color w:val="0563C1"/>

--- a/docs/00-documentation-index.docx
+++ b/docs/00-documentation-index.docx
@@ -2626,7 +2626,7 @@
         <w:t>Netlify "Account credit usage exceeded" platform bug</w:t>
       </w:r>
       <w:r>
-        <w:t xml:space="preserve"> — a live admin-site deploy was blocked by this error despite the account's own API showing </w:t>
+        <w:t xml:space="preserve"> — confirmed account-wide (blocks both admin and storefront deploys), despite the account's own API showing </w:t>
       </w:r>
       <w:r>
         <w:rPr>
@@ -2648,7 +2648,83 @@
         </w:r>
       </w:hyperlink>
       <w:r>
-        <w:t>'s incident log for the forum references and current status.</w:t>
+        <w:t>'s incident log for the forum references and current status. Any fix pushed while this is open is real and correct in the repo but not yet visible on the live sites — check incident #5's status before assuming a shipped fix is actually live.</w:t>
+      </w:r>
+    </w:p>
+    <w:p>
+      <w:pPr>
+        <w:pStyle w:val="ListBullet"/>
+      </w:pPr>
+      <w:r>
+        <w:rPr>
+          <w:b/>
+        </w:rPr>
+        <w:t>Checkout redirect bug (fixed in code, not yet live — see above)</w:t>
+      </w:r>
+      <w:r>
+        <w:t xml:space="preserve"> — </w:t>
+      </w:r>
+      <w:r>
+        <w:rPr>
+          <w:rFonts w:ascii="Consolas" w:hAnsi="Consolas"/>
+          <w:sz w:val="20"/>
+        </w:rPr>
+        <w:t>POST /checkout</w:t>
+      </w:r>
+      <w:r>
+        <w:t xml:space="preserve"> returns </w:t>
+      </w:r>
+      <w:r>
+        <w:rPr>
+          <w:rFonts w:ascii="Consolas" w:hAnsi="Consolas"/>
+          <w:sz w:val="20"/>
+        </w:rPr>
+        <w:t>{ order, checkoutUrl }</w:t>
+      </w:r>
+      <w:r>
+        <w:t xml:space="preserve">; the post-submit redirect read </w:t>
+      </w:r>
+      <w:r>
+        <w:rPr>
+          <w:rFonts w:ascii="Consolas" w:hAnsi="Consolas"/>
+          <w:sz w:val="20"/>
+        </w:rPr>
+        <w:t>body.id</w:t>
+      </w:r>
+      <w:r>
+        <w:t xml:space="preserve"> instead of </w:t>
+      </w:r>
+      <w:r>
+        <w:rPr>
+          <w:rFonts w:ascii="Consolas" w:hAnsi="Consolas"/>
+          <w:sz w:val="20"/>
+        </w:rPr>
+        <w:t>body.order.id</w:t>
+      </w:r>
+      <w:r>
+        <w:t xml:space="preserve">, sending customers to </w:t>
+      </w:r>
+      <w:r>
+        <w:rPr>
+          <w:rFonts w:ascii="Consolas" w:hAnsi="Consolas"/>
+          <w:sz w:val="20"/>
+        </w:rPr>
+        <w:t>/orders/undefined</w:t>
+      </w:r>
+      <w:r>
+        <w:t xml:space="preserve"> and a false "Order not found" after every successful Cash-on-Delivery order. The order itself was always placed correctly — see </w:t>
+      </w:r>
+      <w:hyperlink r:id="rId22">
+        <w:r>
+          <w:rPr>
+            <w:color w:val="0563C1"/>
+            <w:u w:val="single"/>
+          </w:rPr>
+          <w:t xml:space="preserve">`13`</w:t>
+        </w:r>
+      </w:hyperlink>
+      <w:r>
+        <w:t xml:space="preserve"> incident #6.</w:t>
       </w:r>
     </w:p>
     <w:p>

--- a/docs/00-documentation-index.docx
+++ b/docs/00-documentation-index.docx
@@ -2735,6 +2735,142 @@
         <w:rPr>
           <w:b/>
         </w:rPr>
+        <w:t>Driver App</w:t>
+      </w:r>
+      <w:r>
+        <w:t xml:space="preserve"> (commit </w:t>
+      </w:r>
+      <w:r>
+        <w:rPr>
+          <w:rFonts w:ascii="Consolas" w:hAnsi="Consolas"/>
+          <w:sz w:val="20"/>
+        </w:rPr>
+        <w:t>75b7cff</w:t>
+      </w:r>
+      <w:r>
+        <w:t xml:space="preserve">, per user request, not in the original SRS) — a new </w:t>
+      </w:r>
+      <w:r>
+        <w:rPr>
+          <w:rFonts w:ascii="Consolas" w:hAnsi="Consolas"/>
+          <w:sz w:val="20"/>
+        </w:rPr>
+        <w:t>DRIVER</w:t>
+      </w:r>
+      <w:r>
+        <w:t xml:space="preserve"> staff role, </w:t>
+      </w:r>
+      <w:r>
+        <w:rPr>
+          <w:rFonts w:ascii="Consolas" w:hAnsi="Consolas"/>
+          <w:sz w:val="20"/>
+        </w:rPr>
+        <w:t>Delivery</w:t>
+      </w:r>
+      <w:r>
+        <w:t xml:space="preserve"> model (1:1 with </w:t>
+      </w:r>
+      <w:r>
+        <w:rPr>
+          <w:rFonts w:ascii="Consolas" w:hAnsi="Consolas"/>
+          <w:sz w:val="20"/>
+        </w:rPr>
+        <w:t>Order</w:t>
+      </w:r>
+      <w:r>
+        <w:t xml:space="preserve">, GPS pickup/delivery capture + timestamps, deep-linked to Google Maps rather than an in-app map), and an admin-console "My Deliveries" section for drivers. Backend is fully live in production (migrated and verified); the admin/storefront UI pieces (assign-driver, delivery status on the order/receipt views, My Deliveries) are code-complete but blocked from reaching the live sites by the still-open Netlify issue above. See </w:t>
+      </w:r>
+      <w:hyperlink r:id="rId12">
+        <w:r>
+          <w:rPr>
+            <w:color w:val="0563C1"/>
+            <w:u w:val="single"/>
+          </w:rPr>
+          <w:t xml:space="preserve">`03`</w:t>
+        </w:r>
+      </w:hyperlink>
+      <w:r>
+        <w:t xml:space="preserve">, </w:t>
+      </w:r>
+      <w:hyperlink r:id="rId16">
+        <w:r>
+          <w:rPr>
+            <w:color w:val="0563C1"/>
+            <w:u w:val="single"/>
+          </w:rPr>
+          <w:t xml:space="preserve">`07`</w:t>
+        </w:r>
+      </w:hyperlink>
+      <w:r>
+        <w:t xml:space="preserve">, and </w:t>
+      </w:r>
+      <w:hyperlink r:id="rId25">
+        <w:r>
+          <w:rPr>
+            <w:color w:val="0563C1"/>
+            <w:u w:val="single"/>
+          </w:rPr>
+          <w:t xml:space="preserve">`16`</w:t>
+        </w:r>
+      </w:hyperlink>
+      <w:r>
+        <w:t xml:space="preserve"> for the model, RBAC, and usage walkthrough respectively — </w:t>
+      </w:r>
+      <w:hyperlink r:id="rId30">
+        <w:r>
+          <w:rPr>
+            <w:color w:val="0563C1"/>
+            <w:u w:val="single"/>
+          </w:rPr>
+          <w:t xml:space="preserve">`21`</w:t>
+        </w:r>
+      </w:hyperlink>
+      <w:r>
+        <w:t xml:space="preserve">, </w:t>
+      </w:r>
+      <w:hyperlink r:id="rId31">
+        <w:r>
+          <w:rPr>
+            <w:color w:val="0563C1"/>
+            <w:u w:val="single"/>
+          </w:rPr>
+          <w:t xml:space="preserve">`22`</w:t>
+        </w:r>
+      </w:hyperlink>
+      <w:r>
+        <w:t xml:space="preserve">, and </w:t>
+      </w:r>
+      <w:hyperlink r:id="rId32">
+        <w:r>
+          <w:rPr>
+            <w:color w:val="0563C1"/>
+            <w:u w:val="single"/>
+          </w:rPr>
+          <w:t xml:space="preserve">`23`</w:t>
+        </w:r>
+      </w:hyperlink>
+      <w:r>
+        <w:t xml:space="preserve"> predate this feature and have not been regenerated (their </w:t>
+      </w:r>
+      <w:r>
+        <w:rPr>
+          <w:rFonts w:ascii="Consolas" w:hAnsi="Consolas"/>
+          <w:sz w:val="20"/>
+        </w:rPr>
+        <w:t>.docx</w:t>
+      </w:r>
+      <w:r>
+        <w:t xml:space="preserve"> files were open in a desktop word processor at the time — see the note on those three documents' own freshness dates).</w:t>
+      </w:r>
+    </w:p>
+    <w:p>
+      <w:pPr>
+        <w:pStyle w:val="ListBullet"/>
+      </w:pPr>
+      <w:r>
+        <w:rPr>
+          <w:b/>
+        </w:rPr>
         <w:t>Three near-term priorities</w:t>
       </w:r>
       <w:r>

--- a/docs/00-documentation-index.docx
+++ b/docs/00-documentation-index.docx
@@ -2735,10 +2735,10 @@
         <w:rPr>
           <w:b/>
         </w:rPr>
-        <w:t>Driver App</w:t>
+        <w:t>Driver App / delivery-services MVP</w:t>
       </w:r>
       <w:r>
-        <w:t xml:space="preserve"> (commit </w:t>
+        <w:t xml:space="preserve"> (commits </w:t>
       </w:r>
       <w:r>
         <w:rPr>
@@ -2746,6 +2746,16 @@
           <w:sz w:val="20"/>
         </w:rPr>
         <w:t>75b7cff</w:t>
+      </w:r>
+      <w:r>
+        <w:t xml:space="preserve"> then </w:t>
+      </w:r>
+      <w:r>
+        <w:rPr>
+          <w:rFonts w:ascii="Consolas" w:hAnsi="Consolas"/>
+          <w:sz w:val="20"/>
+        </w:rPr>
+        <w:t>445a258</w:t>
       </w:r>
       <w:r>
         <w:t xml:space="preserve">, per user request, not in the original SRS) — a new </w:t>
@@ -2778,7 +2788,39 @@
         <w:t>Order</w:t>
       </w:r>
       <w:r>
-        <w:t xml:space="preserve">, GPS pickup/delivery capture + timestamps, deep-linked to Google Maps rather than an in-app map), and an admin-console "My Deliveries" section for drivers. Backend is fully live in production (migrated and verified); the admin/storefront UI pieces (assign-driver, delivery status on the order/receipt views, My Deliveries) are code-complete but blocked from reaching the live sites by the still-open Netlify issue above. See </w:t>
+        <w:t xml:space="preserve">, GPS pickup/delivery capture + timestamps + </w:t>
+      </w:r>
+      <w:r>
+        <w:rPr>
+          <w:rFonts w:ascii="Consolas" w:hAnsi="Consolas"/>
+          <w:sz w:val="20"/>
+        </w:rPr>
+        <w:t>priority</w:t>
+      </w:r>
+      <w:r>
+        <w:t xml:space="preserve">, deep-linked to Google Maps rather than an in-app map), </w:t>
+      </w:r>
+      <w:r>
+        <w:rPr>
+          <w:rFonts w:ascii="Consolas" w:hAnsi="Consolas"/>
+          <w:sz w:val="20"/>
+        </w:rPr>
+        <w:t>User.driverStatus</w:t>
+      </w:r>
+      <w:r>
+        <w:t xml:space="preserve"> (self-reported availability), real customer notifications at each delivery milestone (via the already-live Brevo/Africa's Talking services), an admin Dashboard "Active Deliveries" panel, and an admin-console "My Deliveries" section for drivers. Route optimization, live in-app maps, automatic dispatch, driver earnings/ commission, surge pricing, QR scanning, and fraud detection were explicitly scoped out — see </w:t>
+      </w:r>
+      <w:hyperlink r:id="rId25">
+        <w:r>
+          <w:rPr>
+            <w:color w:val="0563C1"/>
+            <w:u w:val="single"/>
+          </w:rPr>
+          <w:t xml:space="preserve">`16`</w:t>
+        </w:r>
+      </w:hyperlink>
+      <w:r>
+        <w:t xml:space="preserve">'s "Deliberately not built" list for why each one. Backend is fully live in production (both migrations applied and verified); the admin/storefront UI pieces are code-complete but blocked from reaching the live sites by the still-open Netlify issue above. See </w:t>
       </w:r>
       <w:hyperlink r:id="rId12">
         <w:r>
@@ -2850,7 +2892,17 @@
         </w:r>
       </w:hyperlink>
       <w:r>
-        <w:t xml:space="preserve"> predate this feature and have not been regenerated (their </w:t>
+        <w:t xml:space="preserve"> have been updated in </w:t>
+      </w:r>
+      <w:r>
+        <w:rPr>
+          <w:rFonts w:ascii="Consolas" w:hAnsi="Consolas"/>
+          <w:sz w:val="20"/>
+        </w:rPr>
+        <w:t>.md</w:t>
+      </w:r>
+      <w:r>
+        <w:t xml:space="preserve"> to match but two of the three still have unregenerated </w:t>
       </w:r>
       <w:r>
         <w:rPr>
@@ -2860,7 +2912,7 @@
         <w:t>.docx</w:t>
       </w:r>
       <w:r>
-        <w:t xml:space="preserve"> files were open in a desktop word processor at the time — see the note on those three documents' own freshness dates).</w:t>
+        <w:t xml:space="preserve"> files (open in a desktop word processor as of this writing — see those documents' own freshness notes for current status).</w:t>
       </w:r>
     </w:p>
     <w:p>

--- a/docs/00-documentation-index.docx
+++ b/docs/00-documentation-index.docx
@@ -2923,6 +2923,72 @@
         <w:rPr>
           <w:b/>
         </w:rPr>
+        <w:t>Receipt stamp now shows date and time</w:t>
+      </w:r>
+      <w:r>
+        <w:t xml:space="preserve"> (commit </w:t>
+      </w:r>
+      <w:r>
+        <w:rPr>
+          <w:rFonts w:ascii="Consolas" w:hAnsi="Consolas"/>
+          <w:sz w:val="20"/>
+        </w:rPr>
+        <w:t>14d851b</w:t>
+      </w:r>
+      <w:r>
+        <w:t xml:space="preserve">, per user request) — the "RECEIVED IN GOOD CONDITION" seal on both the customer's and staff's printable receipt previously showed only the confirmation date; both now show the hour too. See </w:t>
+      </w:r>
+      <w:r>
+        <w:rPr>
+          <w:rFonts w:ascii="Consolas" w:hAnsi="Consolas"/>
+          <w:sz w:val="20"/>
+        </w:rPr>
+        <w:t>docs/SRS.md</w:t>
+      </w:r>
+      <w:r>
+        <w:t xml:space="preserve">'s "virtual stamp" note and </w:t>
+      </w:r>
+      <w:hyperlink r:id="rId28">
+        <w:r>
+          <w:rPr>
+            <w:color w:val="0563C1"/>
+            <w:u w:val="single"/>
+          </w:rPr>
+          <w:t xml:space="preserve">`19-storefront-user-manual.md`</w:t>
+        </w:r>
+      </w:hyperlink>
+      <w:r>
+        <w:t xml:space="preserve"> (both updated in </w:t>
+      </w:r>
+      <w:r>
+        <w:rPr>
+          <w:rFonts w:ascii="Consolas" w:hAnsi="Consolas"/>
+          <w:sz w:val="20"/>
+        </w:rPr>
+        <w:t>.md</w:t>
+      </w:r>
+      <w:r>
+        <w:t xml:space="preserve">; their </w:t>
+      </w:r>
+      <w:r>
+        <w:rPr>
+          <w:rFonts w:ascii="Consolas" w:hAnsi="Consolas"/>
+          <w:sz w:val="20"/>
+        </w:rPr>
+        <w:t>.docx</w:t>
+      </w:r>
+      <w:r>
+        <w:t>s are among the ones currently open, per the note above).</w:t>
+      </w:r>
+    </w:p>
+    <w:p>
+      <w:pPr>
+        <w:pStyle w:val="ListBullet"/>
+      </w:pPr>
+      <w:r>
+        <w:rPr>
+          <w:b/>
+        </w:rPr>
         <w:t>Three near-term priorities</w:t>
       </w:r>
       <w:r>

--- a/docs/00-documentation-index.docx
+++ b/docs/00-documentation-index.docx
@@ -2989,6 +2989,136 @@
         <w:rPr>
           <w:b/>
         </w:rPr>
+        <w:t>Admin-managed shipping zones</w:t>
+      </w:r>
+      <w:r>
+        <w:t xml:space="preserve"> (per user decision, not in the original SRS) — shipping used to be a flat fee per delivery method (Standard free, Express UGX 8,000, Same-day UGX 12,000) regardless of destination. A new </w:t>
+      </w:r>
+      <w:r>
+        <w:rPr>
+          <w:rFonts w:ascii="Consolas" w:hAnsi="Consolas"/>
+          <w:sz w:val="20"/>
+        </w:rPr>
+        <w:t>ShippingZone</w:t>
+      </w:r>
+      <w:r>
+        <w:t xml:space="preserve"> model (admin-editable towns list + per-</w:t>
+      </w:r>
+      <w:r>
+        <w:rPr>
+          <w:rFonts w:ascii="Consolas" w:hAnsi="Consolas"/>
+          <w:sz w:val="20"/>
+        </w:rPr>
+        <w:t>DeliveryMethod</w:t>
+      </w:r>
+      <w:r>
+        <w:t xml:space="preserve"> fee, one zone flagged </w:t>
+      </w:r>
+      <w:r>
+        <w:rPr>
+          <w:rFonts w:ascii="Consolas" w:hAnsi="Consolas"/>
+          <w:sz w:val="20"/>
+        </w:rPr>
+        <w:t>isDefault</w:t>
+      </w:r>
+      <w:r>
+        <w:t xml:space="preserve"> as the fallback for an unmatched city) replaces that flat table — </w:t>
+      </w:r>
+      <w:r>
+        <w:rPr>
+          <w:rFonts w:ascii="Consolas" w:hAnsi="Consolas"/>
+          <w:sz w:val="20"/>
+        </w:rPr>
+        <w:t>CheckoutService</w:t>
+      </w:r>
+      <w:r>
+        <w:t xml:space="preserve"> now matches the order's destination and charges that zone's rate, rejecting a delivery method the matched zone doesn't offer rather than silently mispricing it. Managed at Admin → Shipping Zones (</w:t>
+      </w:r>
+      <w:r>
+        <w:rPr>
+          <w:rFonts w:ascii="Consolas" w:hAnsi="Consolas"/>
+          <w:sz w:val="20"/>
+        </w:rPr>
+        <w:t>OWNER</w:t>
+      </w:r>
+      <w:r>
+        <w:t>/</w:t>
+      </w:r>
+      <w:r>
+        <w:rPr>
+          <w:rFonts w:ascii="Consolas" w:hAnsi="Consolas"/>
+          <w:sz w:val="20"/>
+        </w:rPr>
+        <w:t>STORE_MANAGER</w:t>
+      </w:r>
+      <w:r>
+        <w:t xml:space="preserve">); a public </w:t>
+      </w:r>
+      <w:r>
+        <w:rPr>
+          <w:rFonts w:ascii="Consolas" w:hAnsi="Consolas"/>
+          <w:sz w:val="20"/>
+        </w:rPr>
+        <w:t>GET /shipping/quote</w:t>
+      </w:r>
+      <w:r>
+        <w:t xml:space="preserve"> lets the storefront show live prices as the customer types their city. Per user decision, Same-day is priced higher outside Kampala rather than hard-blocked there. See FR-5.4a in </w:t>
+      </w:r>
+      <w:r>
+        <w:rPr>
+          <w:rFonts w:ascii="Consolas" w:hAnsi="Consolas"/>
+          <w:sz w:val="20"/>
+        </w:rPr>
+        <w:t>docs/SRS.md</w:t>
+      </w:r>
+      <w:r>
+        <w:t xml:space="preserve">, </w:t>
+      </w:r>
+      <w:hyperlink r:id="rId12">
+        <w:r>
+          <w:rPr>
+            <w:color w:val="0563C1"/>
+            <w:u w:val="single"/>
+          </w:rPr>
+          <w:t xml:space="preserve">`03`</w:t>
+        </w:r>
+      </w:hyperlink>
+      <w:r>
+        <w:t xml:space="preserve">, </w:t>
+      </w:r>
+      <w:hyperlink r:id="rId15">
+        <w:r>
+          <w:rPr>
+            <w:color w:val="0563C1"/>
+            <w:u w:val="single"/>
+          </w:rPr>
+          <w:t xml:space="preserve">`06`</w:t>
+        </w:r>
+      </w:hyperlink>
+      <w:r>
+        <w:t xml:space="preserve">, and </w:t>
+      </w:r>
+      <w:hyperlink r:id="rId25">
+        <w:r>
+          <w:rPr>
+            <w:color w:val="0563C1"/>
+            <w:u w:val="single"/>
+          </w:rPr>
+          <w:t xml:space="preserve">`16`</w:t>
+        </w:r>
+      </w:hyperlink>
+      <w:r>
+        <w:t>.</w:t>
+      </w:r>
+    </w:p>
+    <w:p>
+      <w:pPr>
+        <w:pStyle w:val="ListBullet"/>
+      </w:pPr>
+      <w:r>
+        <w:rPr>
+          <w:b/>
+        </w:rPr>
         <w:t>Three near-term priorities</w:t>
       </w:r>
       <w:r>

--- a/docs/00-documentation-index.docx
+++ b/docs/00-documentation-index.docx
@@ -3062,7 +3062,17 @@
         <w:t>GET /shipping/quote</w:t>
       </w:r>
       <w:r>
-        <w:t xml:space="preserve"> lets the storefront show live prices as the customer types their city. Per user decision, Same-day is priced higher outside Kampala rather than hard-blocked there. See FR-5.4a in </w:t>
+        <w:t xml:space="preserve"> lets the storefront show live prices as the customer types their city. Seeded with seven zones (per explicit user correction — Central/Eastern/Western/Northern/Southern must each price differently, not share one flat "upcountry" rate), scaled by rough real-world distance from the Kampala warehouse: Kampala Metro (cheapest) → Central Uganda (Rest) → Eastern → Southern → Western → Northern (farthest, most expensive, and the one zone with no Same-day option at all — realistically 5-8 hours' drive one way) → Rest of Uganda (the </w:t>
+      </w:r>
+      <w:r>
+        <w:rPr>
+          <w:rFonts w:ascii="Consolas" w:hAnsi="Consolas"/>
+          <w:sz w:val="20"/>
+        </w:rPr>
+        <w:t>isDefault</w:t>
+      </w:r>
+      <w:r>
+        <w:t xml:space="preserve"> fallback). See FR-5.4a in </w:t>
       </w:r>
       <w:r>
         <w:rPr>
